--- a/Physics/Units/03-Newtons Laws and Forces/Unit Plan.docx
+++ b/Physics/Units/03-Newtons Laws and Forces/Unit Plan.docx
@@ -33,7 +33,7 @@
           <w:sz w:val="22"/>
           <w:u w:val="none"/>
         </w:rPr>
-        <w:t>Duration: 25 days  |  Performance Expectations: HS-PS2-1, HS-PS2-2</w:t>
+        <w:t>Duration: 21 days  |  Performance Expectations: HS-PS2-1, HS-PS2-2</w:t>
       </w:r>
     </w:p>
     <w:p>
@@ -316,7 +316,7 @@
                 <w:sz w:val="22"/>
                 <w:u w:val="none"/>
               </w:rPr>
-              <w:t>Newton's First Law — Inertia</w:t>
+              <w:t>Newton's First Law — Inertia (Day 1 of 2)</w:t>
             </w:r>
           </w:p>
         </w:tc>
@@ -335,7 +335,7 @@
                 <w:sz w:val="22"/>
                 <w:u w:val="none"/>
               </w:rPr>
-              <w:t>2</w:t>
+              <w:t>1</w:t>
             </w:r>
           </w:p>
         </w:tc>
@@ -354,7 +354,7 @@
                 <w:sz w:val="22"/>
                 <w:u w:val="none"/>
               </w:rPr>
-              <w:t>At the end of 42 minutes I can explain Newton's First Law and predict the motion of an object when the net force acting ...</w:t>
+              <w:t>At the end of 42 minutes I can define and identify key concepts related to: explain Newton's First Law and predict the m...</w:t>
             </w:r>
           </w:p>
         </w:tc>
@@ -396,7 +396,7 @@
                 <w:sz w:val="22"/>
                 <w:u w:val="none"/>
               </w:rPr>
-              <w:t>Newton's Second Law — F = ma</w:t>
+              <w:t>Newton's First Law — Inertia (Day 2 of 2)</w:t>
             </w:r>
           </w:p>
         </w:tc>
@@ -416,7 +416,7 @@
                 <w:sz w:val="22"/>
                 <w:u w:val="none"/>
               </w:rPr>
-              <w:t>3</w:t>
+              <w:t>1</w:t>
             </w:r>
           </w:p>
         </w:tc>
@@ -436,7 +436,7 @@
                 <w:sz w:val="22"/>
                 <w:u w:val="none"/>
               </w:rPr>
-              <w:t>At the end of 42 minutes I can apply Newton's Second Law to calculate the net force, mass, or acceleration of an object ...</w:t>
+              <w:t>At the end of 42 minutes I can apply and analyze my understanding to explain Newton's First Law and predict the motion o...</w:t>
             </w:r>
           </w:p>
         </w:tc>
@@ -476,7 +476,7 @@
                 <w:sz w:val="22"/>
                 <w:u w:val="none"/>
               </w:rPr>
-              <w:t>Newton's Third Law and Action-Reaction Pairs</w:t>
+              <w:t>Newton's Second Law — F = ma (Day 1 of 3)</w:t>
             </w:r>
           </w:p>
         </w:tc>
@@ -495,7 +495,7 @@
                 <w:sz w:val="22"/>
                 <w:u w:val="none"/>
               </w:rPr>
-              <w:t>2</w:t>
+              <w:t>1</w:t>
             </w:r>
           </w:p>
         </w:tc>
@@ -514,7 +514,7 @@
                 <w:sz w:val="22"/>
                 <w:u w:val="none"/>
               </w:rPr>
-              <w:t>At the end of 42 minutes I can identify Newton's Third Law action-reaction force pairs and explain why they do not cance...</w:t>
+              <w:t>At the end of 42 minutes I can define and describe key concepts related to: apply Newton's Second Law to calculate the n...</w:t>
             </w:r>
           </w:p>
         </w:tc>
@@ -556,7 +556,7 @@
                 <w:sz w:val="22"/>
                 <w:u w:val="none"/>
               </w:rPr>
-              <w:t>Free Body Diagrams and Net Force Calculations</w:t>
+              <w:t>Newton's Second Law — F = ma (Day 2 of 3)</w:t>
             </w:r>
           </w:p>
         </w:tc>
@@ -576,7 +576,7 @@
                 <w:sz w:val="22"/>
                 <w:u w:val="none"/>
               </w:rPr>
-              <w:t>3</w:t>
+              <w:t>1</w:t>
             </w:r>
           </w:p>
         </w:tc>
@@ -596,7 +596,7 @@
                 <w:sz w:val="22"/>
                 <w:u w:val="none"/>
               </w:rPr>
-              <w:t>At the end of 42 minutes I can draw a free body diagram showing all forces acting on an object and calculate the net for...</w:t>
+              <w:t>At the end of 42 minutes I can apply and compare concepts and apply Newton's Second Law to calculate the net force, mass...</w:t>
             </w:r>
           </w:p>
         </w:tc>
@@ -636,7 +636,7 @@
                 <w:sz w:val="22"/>
                 <w:u w:val="none"/>
               </w:rPr>
-              <w:t>Weight, Mass, and the Force of Gravity</w:t>
+              <w:t>Newton's Second Law — F = ma (Day 3 of 3)</w:t>
             </w:r>
           </w:p>
         </w:tc>
@@ -655,7 +655,7 @@
                 <w:sz w:val="22"/>
                 <w:u w:val="none"/>
               </w:rPr>
-              <w:t>2</w:t>
+              <w:t>1</w:t>
             </w:r>
           </w:p>
         </w:tc>
@@ -674,7 +674,7 @@
                 <w:sz w:val="22"/>
                 <w:u w:val="none"/>
               </w:rPr>
-              <w:t>At the end of 42 minutes I can distinguish between mass and weight, calculate the weight of an object using F_g = mg, an...</w:t>
+              <w:t>At the end of 42 minutes I can evaluate and explain my understanding to apply Newton's Second Law to calculate the net f...</w:t>
             </w:r>
           </w:p>
         </w:tc>
@@ -716,7 +716,7 @@
                 <w:sz w:val="22"/>
                 <w:u w:val="none"/>
               </w:rPr>
-              <w:t>Friction — Static and Kinetic</w:t>
+              <w:t>Newton's Third Law and Action-Reaction Pairs (Day 1 of 2)</w:t>
             </w:r>
           </w:p>
         </w:tc>
@@ -736,7 +736,7 @@
                 <w:sz w:val="22"/>
                 <w:u w:val="none"/>
               </w:rPr>
-              <w:t>3</w:t>
+              <w:t>1</w:t>
             </w:r>
           </w:p>
         </w:tc>
@@ -756,7 +756,7 @@
                 <w:sz w:val="22"/>
                 <w:u w:val="none"/>
               </w:rPr>
-              <w:t>At the end of 42 minutes I can distinguish between static and kinetic friction, calculate friction forces using Ff = mu ...</w:t>
+              <w:t>At the end of 42 minutes I can define and identify key concepts related to: identify Newton's Third Law action-reaction ...</w:t>
             </w:r>
           </w:p>
         </w:tc>
@@ -796,7 +796,7 @@
                 <w:sz w:val="22"/>
                 <w:u w:val="none"/>
               </w:rPr>
-              <w:t>Inclined Planes</w:t>
+              <w:t>Newton's Third Law and Action-Reaction Pairs (Day 2 of 2)</w:t>
             </w:r>
           </w:p>
         </w:tc>
@@ -815,7 +815,7 @@
                 <w:sz w:val="22"/>
                 <w:u w:val="none"/>
               </w:rPr>
-              <w:t>3</w:t>
+              <w:t>1</w:t>
             </w:r>
           </w:p>
         </w:tc>
@@ -834,7 +834,7 @@
                 <w:sz w:val="22"/>
                 <w:u w:val="none"/>
               </w:rPr>
-              <w:t>At the end of 42 minutes I can resolve gravitational force into components parallel and perpendicular to an inclined pla...</w:t>
+              <w:t>At the end of 42 minutes I can apply and analyze my understanding to identify Newton's Third Law action-reaction force p...</w:t>
             </w:r>
           </w:p>
         </w:tc>
@@ -876,7 +876,7 @@
                 <w:sz w:val="22"/>
                 <w:u w:val="none"/>
               </w:rPr>
-              <w:t>Circular Motion and Centripetal Force</w:t>
+              <w:t>Free Body Diagrams and Net Force Calculations (Day 1 of 3)</w:t>
             </w:r>
           </w:p>
         </w:tc>
@@ -896,7 +896,7 @@
                 <w:sz w:val="22"/>
                 <w:u w:val="none"/>
               </w:rPr>
-              <w:t>3</w:t>
+              <w:t>1</w:t>
             </w:r>
           </w:p>
         </w:tc>
@@ -916,7 +916,7 @@
                 <w:sz w:val="22"/>
                 <w:u w:val="none"/>
               </w:rPr>
-              <w:t>At the end of 42 minutes I can explain that an object moving in a circle is accelerating, identify the centripetal force...</w:t>
+              <w:t>At the end of 42 minutes I can define and describe key concepts related to: draw a free body diagram showing all forces ...</w:t>
             </w:r>
           </w:p>
         </w:tc>
@@ -956,7 +956,7 @@
                 <w:sz w:val="22"/>
                 <w:u w:val="none"/>
               </w:rPr>
-              <w:t>Applications — Elevators, Pulleys, and Connected Objects</w:t>
+              <w:t>Free Body Diagrams and Net Force Calculations (Day 2 of 3)</w:t>
             </w:r>
           </w:p>
         </w:tc>
@@ -975,7 +975,7 @@
                 <w:sz w:val="22"/>
                 <w:u w:val="none"/>
               </w:rPr>
-              <w:t>3</w:t>
+              <w:t>1</w:t>
             </w:r>
           </w:p>
         </w:tc>
@@ -994,7 +994,7 @@
                 <w:sz w:val="22"/>
                 <w:u w:val="none"/>
               </w:rPr>
-              <w:t>At the end of 42 minutes I can analyze systems with multiple connected objects using free body diagrams and Newton's Sec...</w:t>
+              <w:t>At the end of 42 minutes I can apply and compare concepts and draw a free body diagram showing all forces acting on an o...</w:t>
             </w:r>
           </w:p>
         </w:tc>
@@ -1036,7 +1036,7 @@
                 <w:sz w:val="22"/>
                 <w:u w:val="none"/>
               </w:rPr>
-              <w:t>Forces Unit Review and Problem-Solving Strategies</w:t>
+              <w:t>Free Body Diagrams and Net Force Calculations (Day 3 of 3)</w:t>
             </w:r>
           </w:p>
         </w:tc>
@@ -1056,7 +1056,7 @@
                 <w:sz w:val="22"/>
                 <w:u w:val="none"/>
               </w:rPr>
-              <w:t>3</w:t>
+              <w:t>1</w:t>
             </w:r>
           </w:p>
         </w:tc>
@@ -1076,7 +1076,885 @@
                 <w:sz w:val="22"/>
                 <w:u w:val="none"/>
               </w:rPr>
-              <w:t>At the end of 42 minutes I can apply Newton's Laws to multi-step problems involving forces, friction, inclines, and circ...</w:t>
+              <w:t>At the end of 42 minutes I can evaluate and explain my understanding to draw a free body diagram showing all forces acti...</w:t>
+            </w:r>
+          </w:p>
+        </w:tc>
+      </w:tr>
+      <w:tr>
+        <w:tc>
+          <w:tcPr>
+            <w:tcW w:type="dxa" w:w="1008"/>
+          </w:tcPr>
+          <w:p>
+            <w:r/>
+            <w:r>
+              <w:rPr>
+                <w:rFonts w:ascii="Calibri" w:hAnsi="Calibri"/>
+                <w:b w:val="0"/>
+                <w:i w:val="0"/>
+                <w:color w:val="000000"/>
+                <w:sz w:val="22"/>
+                <w:u w:val="none"/>
+              </w:rPr>
+              <w:t>11</w:t>
+            </w:r>
+          </w:p>
+        </w:tc>
+        <w:tc>
+          <w:tcPr>
+            <w:tcW w:type="dxa" w:w="2880"/>
+          </w:tcPr>
+          <w:p>
+            <w:r/>
+            <w:r>
+              <w:rPr>
+                <w:rFonts w:ascii="Calibri" w:hAnsi="Calibri"/>
+                <w:b w:val="0"/>
+                <w:i w:val="0"/>
+                <w:color w:val="000000"/>
+                <w:sz w:val="22"/>
+                <w:u w:val="none"/>
+              </w:rPr>
+              <w:t>Weight, Mass, and the Force of Gravity (Day 1 of 2)</w:t>
+            </w:r>
+          </w:p>
+        </w:tc>
+        <w:tc>
+          <w:tcPr>
+            <w:tcW w:type="dxa" w:w="864"/>
+          </w:tcPr>
+          <w:p>
+            <w:r/>
+            <w:r>
+              <w:rPr>
+                <w:rFonts w:ascii="Calibri" w:hAnsi="Calibri"/>
+                <w:b w:val="0"/>
+                <w:i w:val="0"/>
+                <w:color w:val="000000"/>
+                <w:sz w:val="22"/>
+                <w:u w:val="none"/>
+              </w:rPr>
+              <w:t>1</w:t>
+            </w:r>
+          </w:p>
+        </w:tc>
+        <w:tc>
+          <w:tcPr>
+            <w:tcW w:type="dxa" w:w="5040"/>
+          </w:tcPr>
+          <w:p>
+            <w:r/>
+            <w:r>
+              <w:rPr>
+                <w:rFonts w:ascii="Calibri" w:hAnsi="Calibri"/>
+                <w:b w:val="0"/>
+                <w:i w:val="0"/>
+                <w:color w:val="000000"/>
+                <w:sz w:val="22"/>
+                <w:u w:val="none"/>
+              </w:rPr>
+              <w:t>At the end of 42 minutes I can define and identify key concepts related to: distinguish between mass and weight, calcula...</w:t>
+            </w:r>
+          </w:p>
+        </w:tc>
+      </w:tr>
+      <w:tr>
+        <w:tc>
+          <w:tcPr>
+            <w:tcW w:type="dxa" w:w="1008"/>
+            <w:shd w:fill="F2F2F2" w:val="clear"/>
+          </w:tcPr>
+          <w:p>
+            <w:r/>
+            <w:r>
+              <w:rPr>
+                <w:rFonts w:ascii="Calibri" w:hAnsi="Calibri"/>
+                <w:b w:val="0"/>
+                <w:i w:val="0"/>
+                <w:color w:val="000000"/>
+                <w:sz w:val="22"/>
+                <w:u w:val="none"/>
+              </w:rPr>
+              <w:t>12</w:t>
+            </w:r>
+          </w:p>
+        </w:tc>
+        <w:tc>
+          <w:tcPr>
+            <w:tcW w:type="dxa" w:w="2880"/>
+            <w:shd w:fill="F2F2F2" w:val="clear"/>
+          </w:tcPr>
+          <w:p>
+            <w:r/>
+            <w:r>
+              <w:rPr>
+                <w:rFonts w:ascii="Calibri" w:hAnsi="Calibri"/>
+                <w:b w:val="0"/>
+                <w:i w:val="0"/>
+                <w:color w:val="000000"/>
+                <w:sz w:val="22"/>
+                <w:u w:val="none"/>
+              </w:rPr>
+              <w:t>Weight, Mass, and the Force of Gravity (Day 2 of 2)</w:t>
+            </w:r>
+          </w:p>
+        </w:tc>
+        <w:tc>
+          <w:tcPr>
+            <w:tcW w:type="dxa" w:w="864"/>
+            <w:shd w:fill="F2F2F2" w:val="clear"/>
+          </w:tcPr>
+          <w:p>
+            <w:r/>
+            <w:r>
+              <w:rPr>
+                <w:rFonts w:ascii="Calibri" w:hAnsi="Calibri"/>
+                <w:b w:val="0"/>
+                <w:i w:val="0"/>
+                <w:color w:val="000000"/>
+                <w:sz w:val="22"/>
+                <w:u w:val="none"/>
+              </w:rPr>
+              <w:t>1</w:t>
+            </w:r>
+          </w:p>
+        </w:tc>
+        <w:tc>
+          <w:tcPr>
+            <w:tcW w:type="dxa" w:w="5040"/>
+            <w:shd w:fill="F2F2F2" w:val="clear"/>
+          </w:tcPr>
+          <w:p>
+            <w:r/>
+            <w:r>
+              <w:rPr>
+                <w:rFonts w:ascii="Calibri" w:hAnsi="Calibri"/>
+                <w:b w:val="0"/>
+                <w:i w:val="0"/>
+                <w:color w:val="000000"/>
+                <w:sz w:val="22"/>
+                <w:u w:val="none"/>
+              </w:rPr>
+              <w:t>At the end of 42 minutes I can apply and analyze my understanding to distinguish between mass and weight, calculate the ...</w:t>
+            </w:r>
+          </w:p>
+        </w:tc>
+      </w:tr>
+      <w:tr>
+        <w:tc>
+          <w:tcPr>
+            <w:tcW w:type="dxa" w:w="1008"/>
+          </w:tcPr>
+          <w:p>
+            <w:r/>
+            <w:r>
+              <w:rPr>
+                <w:rFonts w:ascii="Calibri" w:hAnsi="Calibri"/>
+                <w:b w:val="0"/>
+                <w:i w:val="0"/>
+                <w:color w:val="000000"/>
+                <w:sz w:val="22"/>
+                <w:u w:val="none"/>
+              </w:rPr>
+              <w:t>13</w:t>
+            </w:r>
+          </w:p>
+        </w:tc>
+        <w:tc>
+          <w:tcPr>
+            <w:tcW w:type="dxa" w:w="2880"/>
+          </w:tcPr>
+          <w:p>
+            <w:r/>
+            <w:r>
+              <w:rPr>
+                <w:rFonts w:ascii="Calibri" w:hAnsi="Calibri"/>
+                <w:b w:val="0"/>
+                <w:i w:val="0"/>
+                <w:color w:val="000000"/>
+                <w:sz w:val="22"/>
+                <w:u w:val="none"/>
+              </w:rPr>
+              <w:t>Friction — Static and Kinetic (Day 1 of 3)</w:t>
+            </w:r>
+          </w:p>
+        </w:tc>
+        <w:tc>
+          <w:tcPr>
+            <w:tcW w:type="dxa" w:w="864"/>
+          </w:tcPr>
+          <w:p>
+            <w:r/>
+            <w:r>
+              <w:rPr>
+                <w:rFonts w:ascii="Calibri" w:hAnsi="Calibri"/>
+                <w:b w:val="0"/>
+                <w:i w:val="0"/>
+                <w:color w:val="000000"/>
+                <w:sz w:val="22"/>
+                <w:u w:val="none"/>
+              </w:rPr>
+              <w:t>1</w:t>
+            </w:r>
+          </w:p>
+        </w:tc>
+        <w:tc>
+          <w:tcPr>
+            <w:tcW w:type="dxa" w:w="5040"/>
+          </w:tcPr>
+          <w:p>
+            <w:r/>
+            <w:r>
+              <w:rPr>
+                <w:rFonts w:ascii="Calibri" w:hAnsi="Calibri"/>
+                <w:b w:val="0"/>
+                <w:i w:val="0"/>
+                <w:color w:val="000000"/>
+                <w:sz w:val="22"/>
+                <w:u w:val="none"/>
+              </w:rPr>
+              <w:t>At the end of 42 minutes I can define and describe key concepts related to: distinguish between static and kinetic frict...</w:t>
+            </w:r>
+          </w:p>
+        </w:tc>
+      </w:tr>
+      <w:tr>
+        <w:tc>
+          <w:tcPr>
+            <w:tcW w:type="dxa" w:w="1008"/>
+            <w:shd w:fill="F2F2F2" w:val="clear"/>
+          </w:tcPr>
+          <w:p>
+            <w:r/>
+            <w:r>
+              <w:rPr>
+                <w:rFonts w:ascii="Calibri" w:hAnsi="Calibri"/>
+                <w:b w:val="0"/>
+                <w:i w:val="0"/>
+                <w:color w:val="000000"/>
+                <w:sz w:val="22"/>
+                <w:u w:val="none"/>
+              </w:rPr>
+              <w:t>14</w:t>
+            </w:r>
+          </w:p>
+        </w:tc>
+        <w:tc>
+          <w:tcPr>
+            <w:tcW w:type="dxa" w:w="2880"/>
+            <w:shd w:fill="F2F2F2" w:val="clear"/>
+          </w:tcPr>
+          <w:p>
+            <w:r/>
+            <w:r>
+              <w:rPr>
+                <w:rFonts w:ascii="Calibri" w:hAnsi="Calibri"/>
+                <w:b w:val="0"/>
+                <w:i w:val="0"/>
+                <w:color w:val="000000"/>
+                <w:sz w:val="22"/>
+                <w:u w:val="none"/>
+              </w:rPr>
+              <w:t>Friction — Static and Kinetic (Day 2 of 3)</w:t>
+            </w:r>
+          </w:p>
+        </w:tc>
+        <w:tc>
+          <w:tcPr>
+            <w:tcW w:type="dxa" w:w="864"/>
+            <w:shd w:fill="F2F2F2" w:val="clear"/>
+          </w:tcPr>
+          <w:p>
+            <w:r/>
+            <w:r>
+              <w:rPr>
+                <w:rFonts w:ascii="Calibri" w:hAnsi="Calibri"/>
+                <w:b w:val="0"/>
+                <w:i w:val="0"/>
+                <w:color w:val="000000"/>
+                <w:sz w:val="22"/>
+                <w:u w:val="none"/>
+              </w:rPr>
+              <w:t>1</w:t>
+            </w:r>
+          </w:p>
+        </w:tc>
+        <w:tc>
+          <w:tcPr>
+            <w:tcW w:type="dxa" w:w="5040"/>
+            <w:shd w:fill="F2F2F2" w:val="clear"/>
+          </w:tcPr>
+          <w:p>
+            <w:r/>
+            <w:r>
+              <w:rPr>
+                <w:rFonts w:ascii="Calibri" w:hAnsi="Calibri"/>
+                <w:b w:val="0"/>
+                <w:i w:val="0"/>
+                <w:color w:val="000000"/>
+                <w:sz w:val="22"/>
+                <w:u w:val="none"/>
+              </w:rPr>
+              <w:t>At the end of 42 minutes I can apply and compare concepts and distinguish between static and kinetic friction, calculate...</w:t>
+            </w:r>
+          </w:p>
+        </w:tc>
+      </w:tr>
+      <w:tr>
+        <w:tc>
+          <w:tcPr>
+            <w:tcW w:type="dxa" w:w="1008"/>
+          </w:tcPr>
+          <w:p>
+            <w:r/>
+            <w:r>
+              <w:rPr>
+                <w:rFonts w:ascii="Calibri" w:hAnsi="Calibri"/>
+                <w:b w:val="0"/>
+                <w:i w:val="0"/>
+                <w:color w:val="000000"/>
+                <w:sz w:val="22"/>
+                <w:u w:val="none"/>
+              </w:rPr>
+              <w:t>15</w:t>
+            </w:r>
+          </w:p>
+        </w:tc>
+        <w:tc>
+          <w:tcPr>
+            <w:tcW w:type="dxa" w:w="2880"/>
+          </w:tcPr>
+          <w:p>
+            <w:r/>
+            <w:r>
+              <w:rPr>
+                <w:rFonts w:ascii="Calibri" w:hAnsi="Calibri"/>
+                <w:b w:val="0"/>
+                <w:i w:val="0"/>
+                <w:color w:val="000000"/>
+                <w:sz w:val="22"/>
+                <w:u w:val="none"/>
+              </w:rPr>
+              <w:t>Friction — Static and Kinetic (Day 3 of 3)</w:t>
+            </w:r>
+          </w:p>
+        </w:tc>
+        <w:tc>
+          <w:tcPr>
+            <w:tcW w:type="dxa" w:w="864"/>
+          </w:tcPr>
+          <w:p>
+            <w:r/>
+            <w:r>
+              <w:rPr>
+                <w:rFonts w:ascii="Calibri" w:hAnsi="Calibri"/>
+                <w:b w:val="0"/>
+                <w:i w:val="0"/>
+                <w:color w:val="000000"/>
+                <w:sz w:val="22"/>
+                <w:u w:val="none"/>
+              </w:rPr>
+              <w:t>1</w:t>
+            </w:r>
+          </w:p>
+        </w:tc>
+        <w:tc>
+          <w:tcPr>
+            <w:tcW w:type="dxa" w:w="5040"/>
+          </w:tcPr>
+          <w:p>
+            <w:r/>
+            <w:r>
+              <w:rPr>
+                <w:rFonts w:ascii="Calibri" w:hAnsi="Calibri"/>
+                <w:b w:val="0"/>
+                <w:i w:val="0"/>
+                <w:color w:val="000000"/>
+                <w:sz w:val="22"/>
+                <w:u w:val="none"/>
+              </w:rPr>
+              <w:t>At the end of 42 minutes I can evaluate and explain my understanding to distinguish between static and kinetic friction,...</w:t>
+            </w:r>
+          </w:p>
+        </w:tc>
+      </w:tr>
+      <w:tr>
+        <w:tc>
+          <w:tcPr>
+            <w:tcW w:type="dxa" w:w="1008"/>
+            <w:shd w:fill="F2F2F2" w:val="clear"/>
+          </w:tcPr>
+          <w:p>
+            <w:r/>
+            <w:r>
+              <w:rPr>
+                <w:rFonts w:ascii="Calibri" w:hAnsi="Calibri"/>
+                <w:b w:val="0"/>
+                <w:i w:val="0"/>
+                <w:color w:val="000000"/>
+                <w:sz w:val="22"/>
+                <w:u w:val="none"/>
+              </w:rPr>
+              <w:t>16</w:t>
+            </w:r>
+          </w:p>
+        </w:tc>
+        <w:tc>
+          <w:tcPr>
+            <w:tcW w:type="dxa" w:w="2880"/>
+            <w:shd w:fill="F2F2F2" w:val="clear"/>
+          </w:tcPr>
+          <w:p>
+            <w:r/>
+            <w:r>
+              <w:rPr>
+                <w:rFonts w:ascii="Calibri" w:hAnsi="Calibri"/>
+                <w:b w:val="0"/>
+                <w:i w:val="0"/>
+                <w:color w:val="000000"/>
+                <w:sz w:val="22"/>
+                <w:u w:val="none"/>
+              </w:rPr>
+              <w:t>Inclined Planes (Day 1 of 3)</w:t>
+            </w:r>
+          </w:p>
+        </w:tc>
+        <w:tc>
+          <w:tcPr>
+            <w:tcW w:type="dxa" w:w="864"/>
+            <w:shd w:fill="F2F2F2" w:val="clear"/>
+          </w:tcPr>
+          <w:p>
+            <w:r/>
+            <w:r>
+              <w:rPr>
+                <w:rFonts w:ascii="Calibri" w:hAnsi="Calibri"/>
+                <w:b w:val="0"/>
+                <w:i w:val="0"/>
+                <w:color w:val="000000"/>
+                <w:sz w:val="22"/>
+                <w:u w:val="none"/>
+              </w:rPr>
+              <w:t>1</w:t>
+            </w:r>
+          </w:p>
+        </w:tc>
+        <w:tc>
+          <w:tcPr>
+            <w:tcW w:type="dxa" w:w="5040"/>
+            <w:shd w:fill="F2F2F2" w:val="clear"/>
+          </w:tcPr>
+          <w:p>
+            <w:r/>
+            <w:r>
+              <w:rPr>
+                <w:rFonts w:ascii="Calibri" w:hAnsi="Calibri"/>
+                <w:b w:val="0"/>
+                <w:i w:val="0"/>
+                <w:color w:val="000000"/>
+                <w:sz w:val="22"/>
+                <w:u w:val="none"/>
+              </w:rPr>
+              <w:t>At the end of 42 minutes I can define and describe key concepts related to: resolve gravitational force into components ...</w:t>
+            </w:r>
+          </w:p>
+        </w:tc>
+      </w:tr>
+      <w:tr>
+        <w:tc>
+          <w:tcPr>
+            <w:tcW w:type="dxa" w:w="1008"/>
+          </w:tcPr>
+          <w:p>
+            <w:r/>
+            <w:r>
+              <w:rPr>
+                <w:rFonts w:ascii="Calibri" w:hAnsi="Calibri"/>
+                <w:b w:val="0"/>
+                <w:i w:val="0"/>
+                <w:color w:val="000000"/>
+                <w:sz w:val="22"/>
+                <w:u w:val="none"/>
+              </w:rPr>
+              <w:t>17</w:t>
+            </w:r>
+          </w:p>
+        </w:tc>
+        <w:tc>
+          <w:tcPr>
+            <w:tcW w:type="dxa" w:w="2880"/>
+          </w:tcPr>
+          <w:p>
+            <w:r/>
+            <w:r>
+              <w:rPr>
+                <w:rFonts w:ascii="Calibri" w:hAnsi="Calibri"/>
+                <w:b w:val="0"/>
+                <w:i w:val="0"/>
+                <w:color w:val="000000"/>
+                <w:sz w:val="22"/>
+                <w:u w:val="none"/>
+              </w:rPr>
+              <w:t>Inclined Planes (Day 2 of 3)</w:t>
+            </w:r>
+          </w:p>
+        </w:tc>
+        <w:tc>
+          <w:tcPr>
+            <w:tcW w:type="dxa" w:w="864"/>
+          </w:tcPr>
+          <w:p>
+            <w:r/>
+            <w:r>
+              <w:rPr>
+                <w:rFonts w:ascii="Calibri" w:hAnsi="Calibri"/>
+                <w:b w:val="0"/>
+                <w:i w:val="0"/>
+                <w:color w:val="000000"/>
+                <w:sz w:val="22"/>
+                <w:u w:val="none"/>
+              </w:rPr>
+              <w:t>1</w:t>
+            </w:r>
+          </w:p>
+        </w:tc>
+        <w:tc>
+          <w:tcPr>
+            <w:tcW w:type="dxa" w:w="5040"/>
+          </w:tcPr>
+          <w:p>
+            <w:r/>
+            <w:r>
+              <w:rPr>
+                <w:rFonts w:ascii="Calibri" w:hAnsi="Calibri"/>
+                <w:b w:val="0"/>
+                <w:i w:val="0"/>
+                <w:color w:val="000000"/>
+                <w:sz w:val="22"/>
+                <w:u w:val="none"/>
+              </w:rPr>
+              <w:t>At the end of 42 minutes I can apply and compare concepts and resolve gravitational force into components parallel and p...</w:t>
+            </w:r>
+          </w:p>
+        </w:tc>
+      </w:tr>
+      <w:tr>
+        <w:tc>
+          <w:tcPr>
+            <w:tcW w:type="dxa" w:w="1008"/>
+            <w:shd w:fill="F2F2F2" w:val="clear"/>
+          </w:tcPr>
+          <w:p>
+            <w:r/>
+            <w:r>
+              <w:rPr>
+                <w:rFonts w:ascii="Calibri" w:hAnsi="Calibri"/>
+                <w:b w:val="0"/>
+                <w:i w:val="0"/>
+                <w:color w:val="000000"/>
+                <w:sz w:val="22"/>
+                <w:u w:val="none"/>
+              </w:rPr>
+              <w:t>18</w:t>
+            </w:r>
+          </w:p>
+        </w:tc>
+        <w:tc>
+          <w:tcPr>
+            <w:tcW w:type="dxa" w:w="2880"/>
+            <w:shd w:fill="F2F2F2" w:val="clear"/>
+          </w:tcPr>
+          <w:p>
+            <w:r/>
+            <w:r>
+              <w:rPr>
+                <w:rFonts w:ascii="Calibri" w:hAnsi="Calibri"/>
+                <w:b w:val="0"/>
+                <w:i w:val="0"/>
+                <w:color w:val="000000"/>
+                <w:sz w:val="22"/>
+                <w:u w:val="none"/>
+              </w:rPr>
+              <w:t>Inclined Planes (Day 3 of 3)</w:t>
+            </w:r>
+          </w:p>
+        </w:tc>
+        <w:tc>
+          <w:tcPr>
+            <w:tcW w:type="dxa" w:w="864"/>
+            <w:shd w:fill="F2F2F2" w:val="clear"/>
+          </w:tcPr>
+          <w:p>
+            <w:r/>
+            <w:r>
+              <w:rPr>
+                <w:rFonts w:ascii="Calibri" w:hAnsi="Calibri"/>
+                <w:b w:val="0"/>
+                <w:i w:val="0"/>
+                <w:color w:val="000000"/>
+                <w:sz w:val="22"/>
+                <w:u w:val="none"/>
+              </w:rPr>
+              <w:t>1</w:t>
+            </w:r>
+          </w:p>
+        </w:tc>
+        <w:tc>
+          <w:tcPr>
+            <w:tcW w:type="dxa" w:w="5040"/>
+            <w:shd w:fill="F2F2F2" w:val="clear"/>
+          </w:tcPr>
+          <w:p>
+            <w:r/>
+            <w:r>
+              <w:rPr>
+                <w:rFonts w:ascii="Calibri" w:hAnsi="Calibri"/>
+                <w:b w:val="0"/>
+                <w:i w:val="0"/>
+                <w:color w:val="000000"/>
+                <w:sz w:val="22"/>
+                <w:u w:val="none"/>
+              </w:rPr>
+              <w:t>At the end of 42 minutes I can evaluate and explain my understanding to resolve gravitational force into components para...</w:t>
+            </w:r>
+          </w:p>
+        </w:tc>
+      </w:tr>
+      <w:tr>
+        <w:tc>
+          <w:tcPr>
+            <w:tcW w:type="dxa" w:w="1008"/>
+          </w:tcPr>
+          <w:p>
+            <w:r/>
+            <w:r>
+              <w:rPr>
+                <w:rFonts w:ascii="Calibri" w:hAnsi="Calibri"/>
+                <w:b w:val="0"/>
+                <w:i w:val="0"/>
+                <w:color w:val="000000"/>
+                <w:sz w:val="22"/>
+                <w:u w:val="none"/>
+              </w:rPr>
+              <w:t>19</w:t>
+            </w:r>
+          </w:p>
+        </w:tc>
+        <w:tc>
+          <w:tcPr>
+            <w:tcW w:type="dxa" w:w="2880"/>
+          </w:tcPr>
+          <w:p>
+            <w:r/>
+            <w:r>
+              <w:rPr>
+                <w:rFonts w:ascii="Calibri" w:hAnsi="Calibri"/>
+                <w:b w:val="0"/>
+                <w:i w:val="0"/>
+                <w:color w:val="000000"/>
+                <w:sz w:val="22"/>
+                <w:u w:val="none"/>
+              </w:rPr>
+              <w:t>Circular Motion and Centripetal Force (Day 1 of 3)</w:t>
+            </w:r>
+          </w:p>
+        </w:tc>
+        <w:tc>
+          <w:tcPr>
+            <w:tcW w:type="dxa" w:w="864"/>
+          </w:tcPr>
+          <w:p>
+            <w:r/>
+            <w:r>
+              <w:rPr>
+                <w:rFonts w:ascii="Calibri" w:hAnsi="Calibri"/>
+                <w:b w:val="0"/>
+                <w:i w:val="0"/>
+                <w:color w:val="000000"/>
+                <w:sz w:val="22"/>
+                <w:u w:val="none"/>
+              </w:rPr>
+              <w:t>1</w:t>
+            </w:r>
+          </w:p>
+        </w:tc>
+        <w:tc>
+          <w:tcPr>
+            <w:tcW w:type="dxa" w:w="5040"/>
+          </w:tcPr>
+          <w:p>
+            <w:r/>
+            <w:r>
+              <w:rPr>
+                <w:rFonts w:ascii="Calibri" w:hAnsi="Calibri"/>
+                <w:b w:val="0"/>
+                <w:i w:val="0"/>
+                <w:color w:val="000000"/>
+                <w:sz w:val="22"/>
+                <w:u w:val="none"/>
+              </w:rPr>
+              <w:t>At the end of 42 minutes I can define and describe key concepts related to: explain that an object moving in a circle is...</w:t>
+            </w:r>
+          </w:p>
+        </w:tc>
+      </w:tr>
+      <w:tr>
+        <w:tc>
+          <w:tcPr>
+            <w:tcW w:type="dxa" w:w="1008"/>
+            <w:shd w:fill="F2F2F2" w:val="clear"/>
+          </w:tcPr>
+          <w:p>
+            <w:r/>
+            <w:r>
+              <w:rPr>
+                <w:rFonts w:ascii="Calibri" w:hAnsi="Calibri"/>
+                <w:b w:val="0"/>
+                <w:i w:val="0"/>
+                <w:color w:val="000000"/>
+                <w:sz w:val="22"/>
+                <w:u w:val="none"/>
+              </w:rPr>
+              <w:t>20</w:t>
+            </w:r>
+          </w:p>
+        </w:tc>
+        <w:tc>
+          <w:tcPr>
+            <w:tcW w:type="dxa" w:w="2880"/>
+            <w:shd w:fill="F2F2F2" w:val="clear"/>
+          </w:tcPr>
+          <w:p>
+            <w:r/>
+            <w:r>
+              <w:rPr>
+                <w:rFonts w:ascii="Calibri" w:hAnsi="Calibri"/>
+                <w:b w:val="0"/>
+                <w:i w:val="0"/>
+                <w:color w:val="000000"/>
+                <w:sz w:val="22"/>
+                <w:u w:val="none"/>
+              </w:rPr>
+              <w:t>Circular Motion and Centripetal Force (Day 2 of 3)</w:t>
+            </w:r>
+          </w:p>
+        </w:tc>
+        <w:tc>
+          <w:tcPr>
+            <w:tcW w:type="dxa" w:w="864"/>
+            <w:shd w:fill="F2F2F2" w:val="clear"/>
+          </w:tcPr>
+          <w:p>
+            <w:r/>
+            <w:r>
+              <w:rPr>
+                <w:rFonts w:ascii="Calibri" w:hAnsi="Calibri"/>
+                <w:b w:val="0"/>
+                <w:i w:val="0"/>
+                <w:color w:val="000000"/>
+                <w:sz w:val="22"/>
+                <w:u w:val="none"/>
+              </w:rPr>
+              <w:t>1</w:t>
+            </w:r>
+          </w:p>
+        </w:tc>
+        <w:tc>
+          <w:tcPr>
+            <w:tcW w:type="dxa" w:w="5040"/>
+            <w:shd w:fill="F2F2F2" w:val="clear"/>
+          </w:tcPr>
+          <w:p>
+            <w:r/>
+            <w:r>
+              <w:rPr>
+                <w:rFonts w:ascii="Calibri" w:hAnsi="Calibri"/>
+                <w:b w:val="0"/>
+                <w:i w:val="0"/>
+                <w:color w:val="000000"/>
+                <w:sz w:val="22"/>
+                <w:u w:val="none"/>
+              </w:rPr>
+              <w:t>At the end of 42 minutes I can apply and compare concepts and explain that an object moving in a circle is accelerating,...</w:t>
+            </w:r>
+          </w:p>
+        </w:tc>
+      </w:tr>
+      <w:tr>
+        <w:tc>
+          <w:tcPr>
+            <w:tcW w:type="dxa" w:w="1008"/>
+          </w:tcPr>
+          <w:p>
+            <w:r/>
+            <w:r>
+              <w:rPr>
+                <w:rFonts w:ascii="Calibri" w:hAnsi="Calibri"/>
+                <w:b w:val="0"/>
+                <w:i w:val="0"/>
+                <w:color w:val="000000"/>
+                <w:sz w:val="22"/>
+                <w:u w:val="none"/>
+              </w:rPr>
+              <w:t>21</w:t>
+            </w:r>
+          </w:p>
+        </w:tc>
+        <w:tc>
+          <w:tcPr>
+            <w:tcW w:type="dxa" w:w="2880"/>
+          </w:tcPr>
+          <w:p>
+            <w:r/>
+            <w:r>
+              <w:rPr>
+                <w:rFonts w:ascii="Calibri" w:hAnsi="Calibri"/>
+                <w:b w:val="0"/>
+                <w:i w:val="0"/>
+                <w:color w:val="000000"/>
+                <w:sz w:val="22"/>
+                <w:u w:val="none"/>
+              </w:rPr>
+              <w:t>Circular Motion and Centripetal Force (Day 3 of 3)</w:t>
+            </w:r>
+          </w:p>
+        </w:tc>
+        <w:tc>
+          <w:tcPr>
+            <w:tcW w:type="dxa" w:w="864"/>
+          </w:tcPr>
+          <w:p>
+            <w:r/>
+            <w:r>
+              <w:rPr>
+                <w:rFonts w:ascii="Calibri" w:hAnsi="Calibri"/>
+                <w:b w:val="0"/>
+                <w:i w:val="0"/>
+                <w:color w:val="000000"/>
+                <w:sz w:val="22"/>
+                <w:u w:val="none"/>
+              </w:rPr>
+              <w:t>1</w:t>
+            </w:r>
+          </w:p>
+        </w:tc>
+        <w:tc>
+          <w:tcPr>
+            <w:tcW w:type="dxa" w:w="5040"/>
+          </w:tcPr>
+          <w:p>
+            <w:r/>
+            <w:r>
+              <w:rPr>
+                <w:rFonts w:ascii="Calibri" w:hAnsi="Calibri"/>
+                <w:b w:val="0"/>
+                <w:i w:val="0"/>
+                <w:color w:val="000000"/>
+                <w:sz w:val="22"/>
+                <w:u w:val="none"/>
+              </w:rPr>
+              <w:t>At the end of 42 minutes I can evaluate and explain my understanding to explain that an object moving in a circle is acc...</w:t>
             </w:r>
           </w:p>
         </w:tc>
@@ -1224,8 +2102,6 @@
                 <w:u w:val="none"/>
               </w:rPr>
               <w:t>HS-PS2-1</w:t>
-              <w:br/>
-              <w:t>HS-PS2-2</w:t>
             </w:r>
           </w:p>
         </w:tc>
